--- a/india-ageing-atlas/biological_age_gap_2026/submission_assets/docx/02_tables_main.docx
+++ b/india-ageing-atlas/biological_age_gap_2026/submission_assets/docx/02_tables_main.docx
@@ -455,13 +455,389 @@
       </w:tr>
     </w:tbl>
     <w:bookmarkEnd w:id="9"/>
-    <w:bookmarkStart w:id="10" w:name="X3151dcd3c20fe99a8322e469421bc25b8eb353d"/>
+    <w:bookmarkStart w:id="10" w:name="Xe3da81985ee5ee94a0e630f8a8b9837a928e1d6"/>
     <w:p>
       <w:pPr>
         <w:pStyle w:val="Heading2"/>
       </w:pPr>
       <w:r>
-        <w:t xml:space="preserve">Table 2. Social patterning of undiagnosed disease and high biological burden (weighted %)</w:t>
+        <w:t xml:space="preserve">Table 2. Care cascade among all affected (% of affected, weighted, 95% CI)</w:t>
+      </w:r>
+    </w:p>
+    <w:tbl>
+      <w:tblPr>
+        <w:tblStyle w:val="Table"/>
+        <w:tblW w:type="auto" w:w="0"/>
+        <w:tblLook w:firstRow="1" w:lastRow="0" w:firstColumn="0" w:lastColumn="0" w:noHBand="0" w:noVBand="0" w:val="0020"/>
+      </w:tblPr>
+      <w:tblGrid>
+        <w:gridCol w:w="1980"/>
+        <w:gridCol w:w="1980"/>
+        <w:gridCol w:w="1980"/>
+        <w:gridCol w:w="1980"/>
+      </w:tblGrid>
+      <w:tr>
+        <w:trPr>
+          <w:tblHeader w:val="on"/>
+        </w:trPr>
+        <w:tc>
+          <w:tcPr/>
+          <w:p>
+            <w:pPr>
+              <w:pStyle w:val="Compact"/>
+              <w:jc w:val="left"/>
+            </w:pPr>
+            <w:r>
+              <w:t xml:space="preserve">condition</w:t>
+            </w:r>
+          </w:p>
+        </w:tc>
+        <w:tc>
+          <w:tcPr/>
+          <w:p>
+            <w:pPr>
+              <w:pStyle w:val="Compact"/>
+              <w:jc w:val="left"/>
+            </w:pPr>
+            <w:r>
+              <w:t xml:space="preserve">stage</w:t>
+            </w:r>
+          </w:p>
+        </w:tc>
+        <w:tc>
+          <w:tcPr/>
+          <w:p>
+            <w:pPr>
+              <w:pStyle w:val="Compact"/>
+              <w:jc w:val="right"/>
+            </w:pPr>
+            <w:r>
+              <w:t xml:space="preserve">pct_of_affected</w:t>
+            </w:r>
+          </w:p>
+        </w:tc>
+        <w:tc>
+          <w:tcPr/>
+          <w:p>
+            <w:pPr>
+              <w:pStyle w:val="Compact"/>
+              <w:jc w:val="left"/>
+            </w:pPr>
+            <w:r>
+              <w:t xml:space="preserve">ci</w:t>
+            </w:r>
+          </w:p>
+        </w:tc>
+      </w:tr>
+      <w:tr>
+        <w:tc>
+          <w:tcPr/>
+          <w:p>
+            <w:pPr>
+              <w:pStyle w:val="Compact"/>
+              <w:jc w:val="left"/>
+            </w:pPr>
+            <w:r>
+              <w:t xml:space="preserve">Diabetes</w:t>
+            </w:r>
+          </w:p>
+        </w:tc>
+        <w:tc>
+          <w:tcPr/>
+          <w:p>
+            <w:pPr>
+              <w:pStyle w:val="Compact"/>
+              <w:jc w:val="left"/>
+            </w:pPr>
+            <w:r>
+              <w:t xml:space="preserve">aware</w:t>
+            </w:r>
+          </w:p>
+        </w:tc>
+        <w:tc>
+          <w:tcPr/>
+          <w:p>
+            <w:pPr>
+              <w:pStyle w:val="Compact"/>
+              <w:jc w:val="right"/>
+            </w:pPr>
+            <w:r>
+              <w:t xml:space="preserve">63.4</w:t>
+            </w:r>
+          </w:p>
+        </w:tc>
+        <w:tc>
+          <w:tcPr/>
+          <w:p>
+            <w:pPr>
+              <w:pStyle w:val="Compact"/>
+              <w:jc w:val="left"/>
+            </w:pPr>
+            <w:r>
+              <w:t xml:space="preserve">(60.1-68.3)</w:t>
+            </w:r>
+          </w:p>
+        </w:tc>
+      </w:tr>
+      <w:tr>
+        <w:tc>
+          <w:tcPr/>
+          <w:p>
+            <w:pPr>
+              <w:pStyle w:val="Compact"/>
+              <w:jc w:val="left"/>
+            </w:pPr>
+            <w:r>
+              <w:t xml:space="preserve">Diabetes</w:t>
+            </w:r>
+          </w:p>
+        </w:tc>
+        <w:tc>
+          <w:tcPr/>
+          <w:p>
+            <w:pPr>
+              <w:pStyle w:val="Compact"/>
+              <w:jc w:val="left"/>
+            </w:pPr>
+            <w:r>
+              <w:t xml:space="preserve">treated</w:t>
+            </w:r>
+          </w:p>
+        </w:tc>
+        <w:tc>
+          <w:tcPr/>
+          <w:p>
+            <w:pPr>
+              <w:pStyle w:val="Compact"/>
+              <w:jc w:val="right"/>
+            </w:pPr>
+            <w:r>
+              <w:t xml:space="preserve">52</w:t>
+            </w:r>
+          </w:p>
+        </w:tc>
+        <w:tc>
+          <w:tcPr/>
+          <w:p>
+            <w:pPr>
+              <w:pStyle w:val="Compact"/>
+              <w:jc w:val="left"/>
+            </w:pPr>
+            <w:r>
+              <w:t xml:space="preserve">(49.0-56.1)</w:t>
+            </w:r>
+          </w:p>
+        </w:tc>
+      </w:tr>
+      <w:tr>
+        <w:tc>
+          <w:tcPr/>
+          <w:p>
+            <w:pPr>
+              <w:pStyle w:val="Compact"/>
+              <w:jc w:val="left"/>
+            </w:pPr>
+            <w:r>
+              <w:t xml:space="preserve">Diabetes</w:t>
+            </w:r>
+          </w:p>
+        </w:tc>
+        <w:tc>
+          <w:tcPr/>
+          <w:p>
+            <w:pPr>
+              <w:pStyle w:val="Compact"/>
+              <w:jc w:val="left"/>
+            </w:pPr>
+            <w:r>
+              <w:t xml:space="preserve">controlled</w:t>
+            </w:r>
+          </w:p>
+        </w:tc>
+        <w:tc>
+          <w:tcPr/>
+          <w:p>
+            <w:pPr>
+              <w:pStyle w:val="Compact"/>
+              <w:jc w:val="right"/>
+            </w:pPr>
+            <w:r>
+              <w:t xml:space="preserve">39.6</w:t>
+            </w:r>
+          </w:p>
+        </w:tc>
+        <w:tc>
+          <w:tcPr/>
+          <w:p>
+            <w:pPr>
+              <w:pStyle w:val="Compact"/>
+              <w:jc w:val="left"/>
+            </w:pPr>
+            <w:r>
+              <w:t xml:space="preserve">(34.8-42.9)</w:t>
+            </w:r>
+          </w:p>
+        </w:tc>
+      </w:tr>
+      <w:tr>
+        <w:tc>
+          <w:tcPr/>
+          <w:p>
+            <w:pPr>
+              <w:pStyle w:val="Compact"/>
+              <w:jc w:val="left"/>
+            </w:pPr>
+            <w:r>
+              <w:t xml:space="preserve">Hypertension</w:t>
+            </w:r>
+          </w:p>
+        </w:tc>
+        <w:tc>
+          <w:tcPr/>
+          <w:p>
+            <w:pPr>
+              <w:pStyle w:val="Compact"/>
+              <w:jc w:val="left"/>
+            </w:pPr>
+            <w:r>
+              <w:t xml:space="preserve">aware</w:t>
+            </w:r>
+          </w:p>
+        </w:tc>
+        <w:tc>
+          <w:tcPr/>
+          <w:p>
+            <w:pPr>
+              <w:pStyle w:val="Compact"/>
+              <w:jc w:val="right"/>
+            </w:pPr>
+            <w:r>
+              <w:t xml:space="preserve">59</w:t>
+            </w:r>
+          </w:p>
+        </w:tc>
+        <w:tc>
+          <w:tcPr/>
+          <w:p>
+            <w:pPr>
+              <w:pStyle w:val="Compact"/>
+              <w:jc w:val="left"/>
+            </w:pPr>
+            <w:r>
+              <w:t xml:space="preserve">(55.9-63.9)</w:t>
+            </w:r>
+          </w:p>
+        </w:tc>
+      </w:tr>
+      <w:tr>
+        <w:tc>
+          <w:tcPr/>
+          <w:p>
+            <w:pPr>
+              <w:pStyle w:val="Compact"/>
+              <w:jc w:val="left"/>
+            </w:pPr>
+            <w:r>
+              <w:t xml:space="preserve">Hypertension</w:t>
+            </w:r>
+          </w:p>
+        </w:tc>
+        <w:tc>
+          <w:tcPr/>
+          <w:p>
+            <w:pPr>
+              <w:pStyle w:val="Compact"/>
+              <w:jc w:val="left"/>
+            </w:pPr>
+            <w:r>
+              <w:t xml:space="preserve">treated</w:t>
+            </w:r>
+          </w:p>
+        </w:tc>
+        <w:tc>
+          <w:tcPr/>
+          <w:p>
+            <w:pPr>
+              <w:pStyle w:val="Compact"/>
+              <w:jc w:val="right"/>
+            </w:pPr>
+            <w:r>
+              <w:t xml:space="preserve">42</w:t>
+            </w:r>
+          </w:p>
+        </w:tc>
+        <w:tc>
+          <w:tcPr/>
+          <w:p>
+            <w:pPr>
+              <w:pStyle w:val="Compact"/>
+              <w:jc w:val="left"/>
+            </w:pPr>
+            <w:r>
+              <w:t xml:space="preserve">(39.4-45.9)</w:t>
+            </w:r>
+          </w:p>
+        </w:tc>
+      </w:tr>
+      <w:tr>
+        <w:tc>
+          <w:tcPr/>
+          <w:p>
+            <w:pPr>
+              <w:pStyle w:val="Compact"/>
+              <w:jc w:val="left"/>
+            </w:pPr>
+            <w:r>
+              <w:t xml:space="preserve">Hypertension</w:t>
+            </w:r>
+          </w:p>
+        </w:tc>
+        <w:tc>
+          <w:tcPr/>
+          <w:p>
+            <w:pPr>
+              <w:pStyle w:val="Compact"/>
+              <w:jc w:val="left"/>
+            </w:pPr>
+            <w:r>
+              <w:t xml:space="preserve">controlled</w:t>
+            </w:r>
+          </w:p>
+        </w:tc>
+        <w:tc>
+          <w:tcPr/>
+          <w:p>
+            <w:pPr>
+              <w:pStyle w:val="Compact"/>
+              <w:jc w:val="right"/>
+            </w:pPr>
+            <w:r>
+              <w:t xml:space="preserve">35.8</w:t>
+            </w:r>
+          </w:p>
+        </w:tc>
+        <w:tc>
+          <w:tcPr/>
+          <w:p>
+            <w:pPr>
+              <w:pStyle w:val="Compact"/>
+              <w:jc w:val="left"/>
+            </w:pPr>
+            <w:r>
+              <w:t xml:space="preserve">(31.3-42.7)</w:t>
+            </w:r>
+          </w:p>
+        </w:tc>
+      </w:tr>
+    </w:tbl>
+    <w:bookmarkEnd w:id="10"/>
+    <w:bookmarkStart w:id="11" w:name="Xb975043aae2a64ae757dac439d6b366ddfa9e1f"/>
+    <w:p>
+      <w:pPr>
+        <w:pStyle w:val="Heading2"/>
+      </w:pPr>
+      <w:r>
+        <w:t xml:space="preserve">Table 3. Socioeconomic inequality: Erreygers concentration indices (wealth-ranked)</w:t>
       </w:r>
     </w:p>
     <w:tbl>
@@ -472,11 +848,10 @@
         <w:tblLook w:firstRow="1" w:lastRow="0" w:firstColumn="0" w:lastColumn="0" w:noHBand="0" w:noVBand="0" w:val="0020"/>
       </w:tblPr>
       <w:tblGrid>
-        <w:gridCol w:w="1159"/>
-        <w:gridCol w:w="1352"/>
-        <w:gridCol w:w="2028"/>
-        <w:gridCol w:w="1545"/>
-        <w:gridCol w:w="1835"/>
+        <w:gridCol w:w="2262"/>
+        <w:gridCol w:w="1392"/>
+        <w:gridCol w:w="1740"/>
+        <w:gridCol w:w="2523"/>
       </w:tblGrid>
       <w:tr>
         <w:trPr>
@@ -490,688 +865,456 @@
               <w:jc w:val="left"/>
             </w:pPr>
             <w:r>
-              <w:t xml:space="preserve">stratum</w:t>
-            </w:r>
-          </w:p>
-        </w:tc>
-        <w:tc>
-          <w:tcPr/>
-          <w:p>
-            <w:pPr>
-              <w:pStyle w:val="Compact"/>
-              <w:jc w:val="left"/>
-            </w:pPr>
-            <w:r>
-              <w:t xml:space="preserve">group</w:t>
-            </w:r>
-          </w:p>
-        </w:tc>
-        <w:tc>
-          <w:tcPr/>
-          <w:p>
-            <w:pPr>
-              <w:pStyle w:val="Compact"/>
-              <w:jc w:val="right"/>
-            </w:pPr>
-            <w:r>
-              <w:t xml:space="preserve">undx_diabetes_pct</w:t>
-            </w:r>
-          </w:p>
-        </w:tc>
-        <w:tc>
-          <w:tcPr/>
-          <w:p>
-            <w:pPr>
-              <w:pStyle w:val="Compact"/>
-              <w:jc w:val="right"/>
-            </w:pPr>
-            <w:r>
-              <w:t xml:space="preserve">undx_htn_pct</w:t>
-            </w:r>
-          </w:p>
-        </w:tc>
-        <w:tc>
-          <w:tcPr/>
-          <w:p>
-            <w:pPr>
-              <w:pStyle w:val="Compact"/>
-              <w:jc w:val="right"/>
-            </w:pPr>
-            <w:r>
-              <w:t xml:space="preserve">high_burden_pct</w:t>
-            </w:r>
-          </w:p>
-        </w:tc>
-      </w:tr>
-      <w:tr>
-        <w:tc>
-          <w:tcPr/>
-          <w:p>
-            <w:pPr>
-              <w:pStyle w:val="Compact"/>
-              <w:jc w:val="left"/>
-            </w:pPr>
-            <w:r>
-              <w:t xml:space="preserve">residence</w:t>
-            </w:r>
-          </w:p>
-        </w:tc>
-        <w:tc>
-          <w:tcPr/>
-          <w:p>
-            <w:pPr>
-              <w:pStyle w:val="Compact"/>
-              <w:jc w:val="left"/>
-            </w:pPr>
-            <w:r>
-              <w:t xml:space="preserve">rural</w:t>
-            </w:r>
-          </w:p>
-        </w:tc>
-        <w:tc>
-          <w:tcPr/>
-          <w:p>
-            <w:pPr>
-              <w:pStyle w:val="Compact"/>
-              <w:jc w:val="right"/>
-            </w:pPr>
-            <w:r>
-              <w:t xml:space="preserve">57.8</w:t>
-            </w:r>
-          </w:p>
-        </w:tc>
-        <w:tc>
-          <w:tcPr/>
-          <w:p>
-            <w:pPr>
-              <w:pStyle w:val="Compact"/>
-              <w:jc w:val="right"/>
-            </w:pPr>
-            <w:r>
-              <w:t xml:space="preserve">68</w:t>
-            </w:r>
-          </w:p>
-        </w:tc>
-        <w:tc>
-          <w:tcPr/>
-          <w:p>
-            <w:pPr>
-              <w:pStyle w:val="Compact"/>
-              <w:jc w:val="right"/>
-            </w:pPr>
-            <w:r>
-              <w:t xml:space="preserve">19.6</w:t>
-            </w:r>
-          </w:p>
-        </w:tc>
-      </w:tr>
-      <w:tr>
-        <w:tc>
-          <w:tcPr/>
-          <w:p>
-            <w:pPr>
-              <w:pStyle w:val="Compact"/>
-              <w:jc w:val="left"/>
-            </w:pPr>
-            <w:r>
-              <w:t xml:space="preserve">residence</w:t>
-            </w:r>
-          </w:p>
-        </w:tc>
-        <w:tc>
-          <w:tcPr/>
-          <w:p>
-            <w:pPr>
-              <w:pStyle w:val="Compact"/>
-              <w:jc w:val="left"/>
-            </w:pPr>
-            <w:r>
-              <w:t xml:space="preserve">urban</w:t>
-            </w:r>
-          </w:p>
-        </w:tc>
-        <w:tc>
-          <w:tcPr/>
-          <w:p>
-            <w:pPr>
-              <w:pStyle w:val="Compact"/>
-              <w:jc w:val="right"/>
-            </w:pPr>
-            <w:r>
-              <w:t xml:space="preserve">44</w:t>
-            </w:r>
-          </w:p>
-        </w:tc>
-        <w:tc>
-          <w:tcPr/>
-          <w:p>
-            <w:pPr>
-              <w:pStyle w:val="Compact"/>
-              <w:jc w:val="right"/>
-            </w:pPr>
-            <w:r>
-              <w:t xml:space="preserve">56.5</w:t>
-            </w:r>
-          </w:p>
-        </w:tc>
-        <w:tc>
-          <w:tcPr/>
-          <w:p>
-            <w:pPr>
-              <w:pStyle w:val="Compact"/>
-              <w:jc w:val="right"/>
-            </w:pPr>
-            <w:r>
-              <w:t xml:space="preserve">31.2</w:t>
-            </w:r>
-          </w:p>
-        </w:tc>
-      </w:tr>
-      <w:tr>
-        <w:tc>
-          <w:tcPr/>
-          <w:p>
-            <w:pPr>
-              <w:pStyle w:val="Compact"/>
-              <w:jc w:val="left"/>
-            </w:pPr>
-            <w:r>
-              <w:t xml:space="preserve">sex</w:t>
-            </w:r>
-          </w:p>
-        </w:tc>
-        <w:tc>
-          <w:tcPr/>
-          <w:p>
-            <w:pPr>
-              <w:pStyle w:val="Compact"/>
-              <w:jc w:val="left"/>
-            </w:pPr>
-            <w:r>
-              <w:t xml:space="preserve">female</w:t>
-            </w:r>
-          </w:p>
-        </w:tc>
-        <w:tc>
-          <w:tcPr/>
-          <w:p>
-            <w:pPr>
-              <w:pStyle w:val="Compact"/>
-              <w:jc w:val="right"/>
-            </w:pPr>
-            <w:r>
-              <w:t xml:space="preserve">51.4</w:t>
-            </w:r>
-          </w:p>
-        </w:tc>
-        <w:tc>
-          <w:tcPr/>
-          <w:p>
-            <w:pPr>
-              <w:pStyle w:val="Compact"/>
-              <w:jc w:val="right"/>
-            </w:pPr>
-            <w:r>
-              <w:t xml:space="preserve">58.5</w:t>
-            </w:r>
-          </w:p>
-        </w:tc>
-        <w:tc>
-          <w:tcPr/>
-          <w:p>
-            <w:pPr>
-              <w:pStyle w:val="Compact"/>
-              <w:jc w:val="right"/>
-            </w:pPr>
-            <w:r>
-              <w:t xml:space="preserve">27.4</w:t>
-            </w:r>
-          </w:p>
-        </w:tc>
-      </w:tr>
-      <w:tr>
-        <w:tc>
-          <w:tcPr/>
-          <w:p>
-            <w:pPr>
-              <w:pStyle w:val="Compact"/>
-              <w:jc w:val="left"/>
-            </w:pPr>
-            <w:r>
-              <w:t xml:space="preserve">sex</w:t>
-            </w:r>
-          </w:p>
-        </w:tc>
-        <w:tc>
-          <w:tcPr/>
-          <w:p>
-            <w:pPr>
-              <w:pStyle w:val="Compact"/>
-              <w:jc w:val="left"/>
-            </w:pPr>
-            <w:r>
-              <w:t xml:space="preserve">male</w:t>
-            </w:r>
-          </w:p>
-        </w:tc>
-        <w:tc>
-          <w:tcPr/>
-          <w:p>
-            <w:pPr>
-              <w:pStyle w:val="Compact"/>
-              <w:jc w:val="right"/>
-            </w:pPr>
-            <w:r>
-              <w:t xml:space="preserve">51.2</w:t>
-            </w:r>
-          </w:p>
-        </w:tc>
-        <w:tc>
-          <w:tcPr/>
-          <w:p>
-            <w:pPr>
-              <w:pStyle w:val="Compact"/>
-              <w:jc w:val="right"/>
-            </w:pPr>
-            <w:r>
-              <w:t xml:space="preserve">68.6</w:t>
-            </w:r>
-          </w:p>
-        </w:tc>
-        <w:tc>
-          <w:tcPr/>
-          <w:p>
-            <w:pPr>
-              <w:pStyle w:val="Compact"/>
-              <w:jc w:val="right"/>
-            </w:pPr>
-            <w:r>
-              <w:t xml:space="preserve">19.5</w:t>
-            </w:r>
-          </w:p>
-        </w:tc>
-      </w:tr>
-      <w:tr>
-        <w:tc>
-          <w:tcPr/>
-          <w:p>
-            <w:pPr>
-              <w:pStyle w:val="Compact"/>
-              <w:jc w:val="left"/>
-            </w:pPr>
-            <w:r>
-              <w:t xml:space="preserve">edu_grp</w:t>
-            </w:r>
-          </w:p>
-        </w:tc>
-        <w:tc>
-          <w:tcPr/>
-          <w:p>
-            <w:pPr>
-              <w:pStyle w:val="Compact"/>
-              <w:jc w:val="left"/>
-            </w:pPr>
-            <w:r>
-              <w:t xml:space="preserve">No education</w:t>
-            </w:r>
-          </w:p>
-        </w:tc>
-        <w:tc>
-          <w:tcPr/>
-          <w:p>
-            <w:pPr>
-              <w:pStyle w:val="Compact"/>
-              <w:jc w:val="right"/>
-            </w:pPr>
-            <w:r>
-              <w:t xml:space="preserve">59.6</w:t>
-            </w:r>
-          </w:p>
-        </w:tc>
-        <w:tc>
-          <w:tcPr/>
-          <w:p>
-            <w:pPr>
-              <w:pStyle w:val="Compact"/>
-              <w:jc w:val="right"/>
-            </w:pPr>
-            <w:r>
-              <w:t xml:space="preserve">66.5</w:t>
-            </w:r>
-          </w:p>
-        </w:tc>
-        <w:tc>
-          <w:tcPr/>
-          <w:p>
-            <w:pPr>
-              <w:pStyle w:val="Compact"/>
-              <w:jc w:val="right"/>
-            </w:pPr>
-            <w:r>
-              <w:t xml:space="preserve">21.7</w:t>
-            </w:r>
-          </w:p>
-        </w:tc>
-      </w:tr>
-      <w:tr>
-        <w:tc>
-          <w:tcPr/>
-          <w:p>
-            <w:pPr>
-              <w:pStyle w:val="Compact"/>
-              <w:jc w:val="left"/>
-            </w:pPr>
-            <w:r>
-              <w:t xml:space="preserve">edu_grp</w:t>
-            </w:r>
-          </w:p>
-        </w:tc>
-        <w:tc>
-          <w:tcPr/>
-          <w:p>
-            <w:pPr>
-              <w:pStyle w:val="Compact"/>
-              <w:jc w:val="left"/>
-            </w:pPr>
-            <w:r>
-              <w:t xml:space="preserve">1-5 yr</w:t>
-            </w:r>
-          </w:p>
-        </w:tc>
-        <w:tc>
-          <w:tcPr/>
-          <w:p>
-            <w:pPr>
-              <w:pStyle w:val="Compact"/>
-              <w:jc w:val="right"/>
-            </w:pPr>
-            <w:r>
-              <w:t xml:space="preserve">49.5</w:t>
-            </w:r>
-          </w:p>
-        </w:tc>
-        <w:tc>
-          <w:tcPr/>
-          <w:p>
-            <w:pPr>
-              <w:pStyle w:val="Compact"/>
-              <w:jc w:val="right"/>
-            </w:pPr>
-            <w:r>
-              <w:t xml:space="preserve">62.3</w:t>
-            </w:r>
-          </w:p>
-        </w:tc>
-        <w:tc>
-          <w:tcPr/>
-          <w:p>
-            <w:pPr>
-              <w:pStyle w:val="Compact"/>
-              <w:jc w:val="right"/>
-            </w:pPr>
-            <w:r>
-              <w:t xml:space="preserve">23.7</w:t>
-            </w:r>
-          </w:p>
-        </w:tc>
-      </w:tr>
-      <w:tr>
-        <w:tc>
-          <w:tcPr/>
-          <w:p>
-            <w:pPr>
-              <w:pStyle w:val="Compact"/>
-              <w:jc w:val="left"/>
-            </w:pPr>
-            <w:r>
-              <w:t xml:space="preserve">edu_grp</w:t>
-            </w:r>
-          </w:p>
-        </w:tc>
-        <w:tc>
-          <w:tcPr/>
-          <w:p>
-            <w:pPr>
-              <w:pStyle w:val="Compact"/>
-              <w:jc w:val="left"/>
-            </w:pPr>
-            <w:r>
-              <w:t xml:space="preserve">6+ yr</w:t>
-            </w:r>
-          </w:p>
-        </w:tc>
-        <w:tc>
-          <w:tcPr/>
-          <w:p>
-            <w:pPr>
-              <w:pStyle w:val="Compact"/>
-              <w:jc w:val="right"/>
-            </w:pPr>
-            <w:r>
-              <w:t xml:space="preserve">44.3</w:t>
-            </w:r>
-          </w:p>
-        </w:tc>
-        <w:tc>
-          <w:tcPr/>
-          <w:p>
-            <w:pPr>
-              <w:pStyle w:val="Compact"/>
-              <w:jc w:val="right"/>
-            </w:pPr>
-            <w:r>
-              <w:t xml:space="preserve">60.5</w:t>
-            </w:r>
-          </w:p>
-        </w:tc>
-        <w:tc>
-          <w:tcPr/>
-          <w:p>
-            <w:pPr>
-              <w:pStyle w:val="Compact"/>
-              <w:jc w:val="right"/>
-            </w:pPr>
-            <w:r>
-              <w:t xml:space="preserve">25.5</w:t>
-            </w:r>
-          </w:p>
-        </w:tc>
-      </w:tr>
-      <w:tr>
-        <w:tc>
-          <w:tcPr/>
-          <w:p>
-            <w:pPr>
-              <w:pStyle w:val="Compact"/>
-              <w:jc w:val="left"/>
-            </w:pPr>
-            <w:r>
-              <w:t xml:space="preserve">wealth_grp</w:t>
-            </w:r>
-          </w:p>
-        </w:tc>
-        <w:tc>
-          <w:tcPr/>
-          <w:p>
-            <w:pPr>
-              <w:pStyle w:val="Compact"/>
-              <w:jc w:val="left"/>
-            </w:pPr>
-            <w:r>
-              <w:t xml:space="preserve">Poorest</w:t>
-            </w:r>
-          </w:p>
-        </w:tc>
-        <w:tc>
-          <w:tcPr/>
-          <w:p>
-            <w:pPr>
-              <w:pStyle w:val="Compact"/>
-              <w:jc w:val="right"/>
-            </w:pPr>
-            <w:r>
-              <w:t xml:space="preserve">54.8</w:t>
-            </w:r>
-          </w:p>
-        </w:tc>
-        <w:tc>
-          <w:tcPr/>
-          <w:p>
-            <w:pPr>
-              <w:pStyle w:val="Compact"/>
-              <w:jc w:val="right"/>
-            </w:pPr>
-            <w:r>
-              <w:t xml:space="preserve">63.5</w:t>
-            </w:r>
-          </w:p>
-        </w:tc>
-        <w:tc>
-          <w:tcPr/>
-          <w:p>
-            <w:pPr>
-              <w:pStyle w:val="Compact"/>
-              <w:jc w:val="right"/>
-            </w:pPr>
-            <w:r>
-              <w:t xml:space="preserve">22.9</w:t>
-            </w:r>
-          </w:p>
-        </w:tc>
-      </w:tr>
-      <w:tr>
-        <w:tc>
-          <w:tcPr/>
-          <w:p>
-            <w:pPr>
-              <w:pStyle w:val="Compact"/>
-              <w:jc w:val="left"/>
-            </w:pPr>
-            <w:r>
-              <w:t xml:space="preserve">wealth_grp</w:t>
-            </w:r>
-          </w:p>
-        </w:tc>
-        <w:tc>
-          <w:tcPr/>
-          <w:p>
-            <w:pPr>
-              <w:pStyle w:val="Compact"/>
-              <w:jc w:val="left"/>
-            </w:pPr>
-            <w:r>
-              <w:t xml:space="preserve">Middle</w:t>
-            </w:r>
-          </w:p>
-        </w:tc>
-        <w:tc>
-          <w:tcPr/>
-          <w:p>
-            <w:pPr>
-              <w:pStyle w:val="Compact"/>
-              <w:jc w:val="right"/>
-            </w:pPr>
-            <w:r>
-              <w:t xml:space="preserve">54.7</w:t>
-            </w:r>
-          </w:p>
-        </w:tc>
-        <w:tc>
-          <w:tcPr/>
-          <w:p>
-            <w:pPr>
-              <w:pStyle w:val="Compact"/>
-              <w:jc w:val="right"/>
-            </w:pPr>
-            <w:r>
-              <w:t xml:space="preserve">67.3</w:t>
-            </w:r>
-          </w:p>
-        </w:tc>
-        <w:tc>
-          <w:tcPr/>
-          <w:p>
-            <w:pPr>
-              <w:pStyle w:val="Compact"/>
-              <w:jc w:val="right"/>
-            </w:pPr>
-            <w:r>
-              <w:t xml:space="preserve">20.9</w:t>
-            </w:r>
-          </w:p>
-        </w:tc>
-      </w:tr>
-      <w:tr>
-        <w:tc>
-          <w:tcPr/>
-          <w:p>
-            <w:pPr>
-              <w:pStyle w:val="Compact"/>
-              <w:jc w:val="left"/>
-            </w:pPr>
-            <w:r>
-              <w:t xml:space="preserve">wealth_grp</w:t>
-            </w:r>
-          </w:p>
-        </w:tc>
-        <w:tc>
-          <w:tcPr/>
-          <w:p>
-            <w:pPr>
-              <w:pStyle w:val="Compact"/>
-              <w:jc w:val="left"/>
-            </w:pPr>
-            <w:r>
-              <w:t xml:space="preserve">Richest</w:t>
-            </w:r>
-          </w:p>
-        </w:tc>
-        <w:tc>
-          <w:tcPr/>
-          <w:p>
-            <w:pPr>
-              <w:pStyle w:val="Compact"/>
-              <w:jc w:val="right"/>
-            </w:pPr>
-            <w:r>
-              <w:t xml:space="preserve">45.4</w:t>
-            </w:r>
-          </w:p>
-        </w:tc>
-        <w:tc>
-          <w:tcPr/>
-          <w:p>
-            <w:pPr>
-              <w:pStyle w:val="Compact"/>
-              <w:jc w:val="right"/>
-            </w:pPr>
-            <w:r>
-              <w:t xml:space="preserve">60.6</w:t>
-            </w:r>
-          </w:p>
-        </w:tc>
-        <w:tc>
-          <w:tcPr/>
-          <w:p>
-            <w:pPr>
-              <w:pStyle w:val="Compact"/>
-              <w:jc w:val="right"/>
-            </w:pPr>
-            <w:r>
-              <w:t xml:space="preserve">26.3</w:t>
+              <w:t xml:space="preserve">indicator</w:t>
+            </w:r>
+          </w:p>
+        </w:tc>
+        <w:tc>
+          <w:tcPr/>
+          <w:p>
+            <w:pPr>
+              <w:pStyle w:val="Compact"/>
+              <w:jc w:val="right"/>
+            </w:pPr>
+            <w:r>
+              <w:t xml:space="preserve">erreygers_CI</w:t>
+            </w:r>
+          </w:p>
+        </w:tc>
+        <w:tc>
+          <w:tcPr/>
+          <w:p>
+            <w:pPr>
+              <w:pStyle w:val="Compact"/>
+              <w:jc w:val="left"/>
+            </w:pPr>
+            <w:r>
+              <w:t xml:space="preserve">ci95</w:t>
+            </w:r>
+          </w:p>
+        </w:tc>
+        <w:tc>
+          <w:tcPr/>
+          <w:p>
+            <w:pPr>
+              <w:pStyle w:val="Compact"/>
+              <w:jc w:val="left"/>
+            </w:pPr>
+            <w:r>
+              <w:t xml:space="preserve">direction</w:t>
+            </w:r>
+          </w:p>
+        </w:tc>
+      </w:tr>
+      <w:tr>
+        <w:tc>
+          <w:tcPr/>
+          <w:p>
+            <w:pPr>
+              <w:pStyle w:val="Compact"/>
+              <w:jc w:val="left"/>
+            </w:pPr>
+            <w:r>
+              <w:t xml:space="preserve">Undiagnosed diabetes</w:t>
+            </w:r>
+          </w:p>
+        </w:tc>
+        <w:tc>
+          <w:tcPr/>
+          <w:p>
+            <w:pPr>
+              <w:pStyle w:val="Compact"/>
+              <w:jc w:val="right"/>
+            </w:pPr>
+            <w:r>
+              <w:t xml:space="preserve">-0.0901</w:t>
+            </w:r>
+          </w:p>
+        </w:tc>
+        <w:tc>
+          <w:tcPr/>
+          <w:p>
+            <w:pPr>
+              <w:pStyle w:val="Compact"/>
+              <w:jc w:val="left"/>
+            </w:pPr>
+            <w:r>
+              <w:t xml:space="preserve">(-0.1219, -0.0617)</w:t>
+            </w:r>
+          </w:p>
+        </w:tc>
+        <w:tc>
+          <w:tcPr/>
+          <w:p>
+            <w:pPr>
+              <w:pStyle w:val="Compact"/>
+              <w:jc w:val="left"/>
+            </w:pPr>
+            <w:r>
+              <w:t xml:space="preserve">pro-poor (worse among poor)</w:t>
+            </w:r>
+          </w:p>
+        </w:tc>
+      </w:tr>
+      <w:tr>
+        <w:tc>
+          <w:tcPr/>
+          <w:p>
+            <w:pPr>
+              <w:pStyle w:val="Compact"/>
+              <w:jc w:val="left"/>
+            </w:pPr>
+            <w:r>
+              <w:t xml:space="preserve">Undiagnosed hypertension</w:t>
+            </w:r>
+          </w:p>
+        </w:tc>
+        <w:tc>
+          <w:tcPr/>
+          <w:p>
+            <w:pPr>
+              <w:pStyle w:val="Compact"/>
+              <w:jc w:val="right"/>
+            </w:pPr>
+            <w:r>
+              <w:t xml:space="preserve">-0.028</w:t>
+            </w:r>
+          </w:p>
+        </w:tc>
+        <w:tc>
+          <w:tcPr/>
+          <w:p>
+            <w:pPr>
+              <w:pStyle w:val="Compact"/>
+              <w:jc w:val="left"/>
+            </w:pPr>
+            <w:r>
+              <w:t xml:space="preserve">(-0.0483, -0.0066)</w:t>
+            </w:r>
+          </w:p>
+        </w:tc>
+        <w:tc>
+          <w:tcPr/>
+          <w:p>
+            <w:pPr>
+              <w:pStyle w:val="Compact"/>
+              <w:jc w:val="left"/>
+            </w:pPr>
+            <w:r>
+              <w:t xml:space="preserve">pro-poor (worse among poor)</w:t>
+            </w:r>
+          </w:p>
+        </w:tc>
+      </w:tr>
+      <w:tr>
+        <w:tc>
+          <w:tcPr/>
+          <w:p>
+            <w:pPr>
+              <w:pStyle w:val="Compact"/>
+              <w:jc w:val="left"/>
+            </w:pPr>
+            <w:r>
+              <w:t xml:space="preserve">Uncontrolled diabetes</w:t>
+            </w:r>
+          </w:p>
+        </w:tc>
+        <w:tc>
+          <w:tcPr/>
+          <w:p>
+            <w:pPr>
+              <w:pStyle w:val="Compact"/>
+              <w:jc w:val="right"/>
+            </w:pPr>
+            <w:r>
+              <w:t xml:space="preserve">0.0272</w:t>
+            </w:r>
+          </w:p>
+        </w:tc>
+        <w:tc>
+          <w:tcPr/>
+          <w:p>
+            <w:pPr>
+              <w:pStyle w:val="Compact"/>
+              <w:jc w:val="left"/>
+            </w:pPr>
+            <w:r>
+              <w:t xml:space="preserve">(0.0018, 0.0523)</w:t>
+            </w:r>
+          </w:p>
+        </w:tc>
+        <w:tc>
+          <w:tcPr/>
+          <w:p>
+            <w:pPr>
+              <w:pStyle w:val="Compact"/>
+              <w:jc w:val="left"/>
+            </w:pPr>
+            <w:r>
+              <w:t xml:space="preserve">pro-rich (worse among rich)</w:t>
+            </w:r>
+          </w:p>
+        </w:tc>
+      </w:tr>
+      <w:tr>
+        <w:tc>
+          <w:tcPr/>
+          <w:p>
+            <w:pPr>
+              <w:pStyle w:val="Compact"/>
+              <w:jc w:val="left"/>
+            </w:pPr>
+            <w:r>
+              <w:t xml:space="preserve">Dysglycaemia</w:t>
+            </w:r>
+          </w:p>
+        </w:tc>
+        <w:tc>
+          <w:tcPr/>
+          <w:p>
+            <w:pPr>
+              <w:pStyle w:val="Compact"/>
+              <w:jc w:val="right"/>
+            </w:pPr>
+            <w:r>
+              <w:t xml:space="preserve">0.0358</w:t>
+            </w:r>
+          </w:p>
+        </w:tc>
+        <w:tc>
+          <w:tcPr/>
+          <w:p>
+            <w:pPr>
+              <w:pStyle w:val="Compact"/>
+              <w:jc w:val="left"/>
+            </w:pPr>
+            <w:r>
+              <w:t xml:space="preserve">(0.0267, 0.0463)</w:t>
+            </w:r>
+          </w:p>
+        </w:tc>
+        <w:tc>
+          <w:tcPr/>
+          <w:p>
+            <w:pPr>
+              <w:pStyle w:val="Compact"/>
+              <w:jc w:val="left"/>
+            </w:pPr>
+            <w:r>
+              <w:t xml:space="preserve">pro-rich (worse among rich)</w:t>
+            </w:r>
+          </w:p>
+        </w:tc>
+      </w:tr>
+      <w:tr>
+        <w:tc>
+          <w:tcPr/>
+          <w:p>
+            <w:pPr>
+              <w:pStyle w:val="Compact"/>
+              <w:jc w:val="left"/>
+            </w:pPr>
+            <w:r>
+              <w:t xml:space="preserve">Central obesity</w:t>
+            </w:r>
+          </w:p>
+        </w:tc>
+        <w:tc>
+          <w:tcPr/>
+          <w:p>
+            <w:pPr>
+              <w:pStyle w:val="Compact"/>
+              <w:jc w:val="right"/>
+            </w:pPr>
+            <w:r>
+              <w:t xml:space="preserve">0.1324</w:t>
+            </w:r>
+          </w:p>
+        </w:tc>
+        <w:tc>
+          <w:tcPr/>
+          <w:p>
+            <w:pPr>
+              <w:pStyle w:val="Compact"/>
+              <w:jc w:val="left"/>
+            </w:pPr>
+            <w:r>
+              <w:t xml:space="preserve">(0.1182, 0.1467)</w:t>
+            </w:r>
+          </w:p>
+        </w:tc>
+        <w:tc>
+          <w:tcPr/>
+          <w:p>
+            <w:pPr>
+              <w:pStyle w:val="Compact"/>
+              <w:jc w:val="left"/>
+            </w:pPr>
+            <w:r>
+              <w:t xml:space="preserve">pro-rich (worse among rich)</w:t>
+            </w:r>
+          </w:p>
+        </w:tc>
+      </w:tr>
+      <w:tr>
+        <w:tc>
+          <w:tcPr/>
+          <w:p>
+            <w:pPr>
+              <w:pStyle w:val="Compact"/>
+              <w:jc w:val="left"/>
+            </w:pPr>
+            <w:r>
+              <w:t xml:space="preserve">Anaemia</w:t>
+            </w:r>
+          </w:p>
+        </w:tc>
+        <w:tc>
+          <w:tcPr/>
+          <w:p>
+            <w:pPr>
+              <w:pStyle w:val="Compact"/>
+              <w:jc w:val="right"/>
+            </w:pPr>
+            <w:r>
+              <w:t xml:space="preserve">-0.0378</w:t>
+            </w:r>
+          </w:p>
+        </w:tc>
+        <w:tc>
+          <w:tcPr/>
+          <w:p>
+            <w:pPr>
+              <w:pStyle w:val="Compact"/>
+              <w:jc w:val="left"/>
+            </w:pPr>
+            <w:r>
+              <w:t xml:space="preserve">(-0.0487, -0.0248)</w:t>
+            </w:r>
+          </w:p>
+        </w:tc>
+        <w:tc>
+          <w:tcPr/>
+          <w:p>
+            <w:pPr>
+              <w:pStyle w:val="Compact"/>
+              <w:jc w:val="left"/>
+            </w:pPr>
+            <w:r>
+              <w:t xml:space="preserve">pro-poor (worse among poor)</w:t>
+            </w:r>
+          </w:p>
+        </w:tc>
+      </w:tr>
+      <w:tr>
+        <w:tc>
+          <w:tcPr/>
+          <w:p>
+            <w:pPr>
+              <w:pStyle w:val="Compact"/>
+              <w:jc w:val="left"/>
+            </w:pPr>
+            <w:r>
+              <w:t xml:space="preserve">Low grip strength</w:t>
+            </w:r>
+          </w:p>
+        </w:tc>
+        <w:tc>
+          <w:tcPr/>
+          <w:p>
+            <w:pPr>
+              <w:pStyle w:val="Compact"/>
+              <w:jc w:val="right"/>
+            </w:pPr>
+            <w:r>
+              <w:t xml:space="preserve">-0.0668</w:t>
+            </w:r>
+          </w:p>
+        </w:tc>
+        <w:tc>
+          <w:tcPr/>
+          <w:p>
+            <w:pPr>
+              <w:pStyle w:val="Compact"/>
+              <w:jc w:val="left"/>
+            </w:pPr>
+            <w:r>
+              <w:t xml:space="preserve">(-0.0776, -0.0564)</w:t>
+            </w:r>
+          </w:p>
+        </w:tc>
+        <w:tc>
+          <w:tcPr/>
+          <w:p>
+            <w:pPr>
+              <w:pStyle w:val="Compact"/>
+              <w:jc w:val="left"/>
+            </w:pPr>
+            <w:r>
+              <w:t xml:space="preserve">pro-poor (worse among poor)</w:t>
+            </w:r>
+          </w:p>
+        </w:tc>
+      </w:tr>
+      <w:tr>
+        <w:tc>
+          <w:tcPr/>
+          <w:p>
+            <w:pPr>
+              <w:pStyle w:val="Compact"/>
+              <w:jc w:val="left"/>
+            </w:pPr>
+            <w:r>
+              <w:t xml:space="preserve">High biological burden</w:t>
+            </w:r>
+          </w:p>
+        </w:tc>
+        <w:tc>
+          <w:tcPr/>
+          <w:p>
+            <w:pPr>
+              <w:pStyle w:val="Compact"/>
+              <w:jc w:val="right"/>
+            </w:pPr>
+            <w:r>
+              <w:t xml:space="preserve">0.0291</w:t>
+            </w:r>
+          </w:p>
+        </w:tc>
+        <w:tc>
+          <w:tcPr/>
+          <w:p>
+            <w:pPr>
+              <w:pStyle w:val="Compact"/>
+              <w:jc w:val="left"/>
+            </w:pPr>
+            <w:r>
+              <w:t xml:space="preserve">(0.0179, 0.0414)</w:t>
+            </w:r>
+          </w:p>
+        </w:tc>
+        <w:tc>
+          <w:tcPr/>
+          <w:p>
+            <w:pPr>
+              <w:pStyle w:val="Compact"/>
+              <w:jc w:val="left"/>
+            </w:pPr>
+            <w:r>
+              <w:t xml:space="preserve">pro-rich (worse among rich)</w:t>
             </w:r>
           </w:p>
         </w:tc>
       </w:tr>
     </w:tbl>
-    <w:bookmarkEnd w:id="10"/>
-    <w:bookmarkStart w:id="11" w:name="X8ce077aeb4d4b696bd515993a6b2d8b7d084d58"/>
+    <w:bookmarkEnd w:id="11"/>
+    <w:bookmarkStart w:id="12" w:name="X9afa79b936686ee49cc314dfad9bab236721de3"/>
     <w:p>
       <w:pPr>
         <w:pStyle w:val="Heading2"/>
       </w:pPr>
       <w:r>
-        <w:t xml:space="preserve">Table 3. Incremental value for predicting past-year hospitalisation (nested models)</w:t>
+        <w:t xml:space="preserve">Table 4. Incremental value for predicting past-year hospitalisation (nested models)</w:t>
       </w:r>
     </w:p>
     <w:tbl>
@@ -1497,146 +1640,6 @@
             </w:pPr>
             <w:r>
               <w:t xml:space="preserve">25343.1</w:t>
-            </w:r>
-          </w:p>
-        </w:tc>
-      </w:tr>
-    </w:tbl>
-    <w:bookmarkEnd w:id="11"/>
-    <w:bookmarkStart w:id="12" w:name="X9775a58880224b4ed999da38ceabc14f335cc76"/>
-    <w:p>
-      <w:pPr>
-        <w:pStyle w:val="Heading2"/>
-      </w:pPr>
-      <w:r>
-        <w:t xml:space="preserve">Table 4. Hidden burden among the self-reported healthy</w:t>
-      </w:r>
-    </w:p>
-    <w:tbl>
-      <w:tblPr>
-        <w:tblStyle w:val="Table"/>
-        <w:tblW w:type="pct" w:w="5000"/>
-        <w:tblLayout w:type="fixed"/>
-        <w:tblLook w:firstRow="1" w:lastRow="0" w:firstColumn="0" w:lastColumn="0" w:noHBand="0" w:noVBand="0" w:val="0020"/>
-      </w:tblPr>
-      <w:tblGrid>
-        <w:gridCol w:w="4525"/>
-        <w:gridCol w:w="2785"/>
-        <w:gridCol w:w="609"/>
-      </w:tblGrid>
-      <w:tr>
-        <w:trPr>
-          <w:tblHeader w:val="on"/>
-        </w:trPr>
-        <w:tc>
-          <w:tcPr/>
-          <w:p>
-            <w:pPr>
-              <w:pStyle w:val="Compact"/>
-              <w:jc w:val="left"/>
-            </w:pPr>
-            <w:r>
-              <w:t xml:space="preserve">group</w:t>
-            </w:r>
-          </w:p>
-        </w:tc>
-        <w:tc>
-          <w:tcPr/>
-          <w:p>
-            <w:pPr>
-              <w:pStyle w:val="Compact"/>
-              <w:jc w:val="left"/>
-            </w:pPr>
-            <w:r>
-              <w:t xml:space="preserve">high_burden_pct_95CI</w:t>
-            </w:r>
-          </w:p>
-        </w:tc>
-        <w:tc>
-          <w:tcPr/>
-          <w:p>
-            <w:pPr>
-              <w:pStyle w:val="Compact"/>
-              <w:jc w:val="right"/>
-            </w:pPr>
-            <w:r>
-              <w:t xml:space="preserve">n</w:t>
-            </w:r>
-          </w:p>
-        </w:tc>
-      </w:tr>
-      <w:tr>
-        <w:tc>
-          <w:tcPr/>
-          <w:p>
-            <w:pPr>
-              <w:pStyle w:val="Compact"/>
-              <w:jc w:val="left"/>
-            </w:pPr>
-            <w:r>
-              <w:t xml:space="preserve">Self-reported healthy (0 diagnosed conditions)</w:t>
-            </w:r>
-          </w:p>
-        </w:tc>
-        <w:tc>
-          <w:tcPr/>
-          <w:p>
-            <w:pPr>
-              <w:pStyle w:val="Compact"/>
-              <w:jc w:val="left"/>
-            </w:pPr>
-            <w:r>
-              <w:t xml:space="preserve">15.5 (14.9–16.1)</w:t>
-            </w:r>
-          </w:p>
-        </w:tc>
-        <w:tc>
-          <w:tcPr/>
-          <w:p>
-            <w:pPr>
-              <w:pStyle w:val="Compact"/>
-              <w:jc w:val="right"/>
-            </w:pPr>
-            <w:r>
-              <w:t xml:space="preserve">31272</w:t>
-            </w:r>
-          </w:p>
-        </w:tc>
-      </w:tr>
-      <w:tr>
-        <w:tc>
-          <w:tcPr/>
-          <w:p>
-            <w:pPr>
-              <w:pStyle w:val="Compact"/>
-              <w:jc w:val="left"/>
-            </w:pPr>
-            <w:r>
-              <w:t xml:space="preserve">OR hospitalisation per +1 burden (healthy-looking)</w:t>
-            </w:r>
-          </w:p>
-        </w:tc>
-        <w:tc>
-          <w:tcPr/>
-          <w:p>
-            <w:pPr>
-              <w:pStyle w:val="Compact"/>
-              <w:jc w:val="left"/>
-            </w:pPr>
-            <w:r>
-              <w:t xml:space="preserve">OR=1.10 (1.03-1.18); p=7.4e-03</w:t>
-            </w:r>
-          </w:p>
-        </w:tc>
-        <w:tc>
-          <w:tcPr/>
-          <w:p>
-            <w:pPr>
-              <w:pStyle w:val="Compact"/>
-              <w:jc w:val="right"/>
-            </w:pPr>
-            <w:r>
-              <w:t xml:space="preserve">17360</w:t>
             </w:r>
           </w:p>
         </w:tc>

--- a/india-ageing-atlas/biological_age_gap_2026/submission_assets/docx/02_tables_main.docx
+++ b/india-ageing-atlas/biological_age_gap_2026/submission_assets/docx/02_tables_main.docx
@@ -11,13 +11,13 @@
         <w:t xml:space="preserve">Tables (main text)</w:t>
       </w:r>
     </w:p>
-    <w:bookmarkStart w:id="9" w:name="Xda021f9c637f44def2c5ea6faf5910067ed8918"/>
+    <w:bookmarkStart w:id="9" w:name="X642fd02c99d64db18fdc02b5b9780557310450b"/>
     <w:p>
       <w:pPr>
         <w:pStyle w:val="Heading2"/>
       </w:pPr>
       <w:r>
-        <w:t xml:space="preserve">Table 1. The diagnosis gap: biologically measured vs self-reported disease (weighted %, 95% CI)</w:t>
+        <w:t xml:space="preserve">Table 1. The diagnosis gap: biologically measured vs self-reported disease (weighted %, 95% cluster-bootstrap CI)</w:t>
       </w:r>
     </w:p>
     <w:tbl>
@@ -455,13 +455,13 @@
       </w:tr>
     </w:tbl>
     <w:bookmarkEnd w:id="9"/>
-    <w:bookmarkStart w:id="10" w:name="Xe3da81985ee5ee94a0e630f8a8b9837a928e1d6"/>
+    <w:bookmarkStart w:id="10" w:name="X0828bae0fc6606f6d5c54eadf95708bf1e2d223"/>
     <w:p>
       <w:pPr>
         <w:pStyle w:val="Heading2"/>
       </w:pPr>
       <w:r>
-        <w:t xml:space="preserve">Table 2. Care cascade among all affected (% of affected, weighted, 95% CI)</w:t>
+        <w:t xml:space="preserve">Table 2. Care cascade among all affected (aware -&gt; treated -&gt; controlled; % of affected, weighted, 95% CI)</w:t>
       </w:r>
     </w:p>
     <w:tbl>
@@ -831,13 +831,13 @@
       </w:tr>
     </w:tbl>
     <w:bookmarkEnd w:id="10"/>
-    <w:bookmarkStart w:id="11" w:name="Xb975043aae2a64ae757dac439d6b366ddfa9e1f"/>
+    <w:bookmarkStart w:id="11" w:name="Xcb489d01d324287629a76fa83b413e0012b7448"/>
     <w:p>
       <w:pPr>
         <w:pStyle w:val="Heading2"/>
       </w:pPr>
       <w:r>
-        <w:t xml:space="preserve">Table 3. Socioeconomic inequality: Erreygers concentration indices (wealth-ranked)</w:t>
+        <w:t xml:space="preserve">Table 3. Socioeconomic inequality: Erreygers concentration indices (wealth-ranked; negative = pro-poor)</w:t>
       </w:r>
     </w:p>
     <w:tbl>
@@ -1308,13 +1308,13 @@
       </w:tr>
     </w:tbl>
     <w:bookmarkEnd w:id="11"/>
-    <w:bookmarkStart w:id="12" w:name="X9afa79b936686ee49cc314dfad9bab236721de3"/>
+    <w:bookmarkStart w:id="12" w:name="X19cb4a7fea09b947c0b8a1db618fdeaab7ccd35"/>
     <w:p>
       <w:pPr>
         <w:pStyle w:val="Heading2"/>
       </w:pPr>
       <w:r>
-        <w:t xml:space="preserve">Table 4. Incremental value for predicting past-year hospitalisation (nested models)</w:t>
+        <w:t xml:space="preserve">Table 4. Incremental value for predicting past-year hospitalisation (nested weighted logistic models)</w:t>
       </w:r>
     </w:p>
     <w:tbl>
